--- a/hin/docx/39.content.docx
+++ b/hin/docx/39.content.docx
@@ -297,18 +297,12 @@
         </w:rPr>
         <w:t>पुस्तक के शीर्षक में वर्णन (</w:t>
       </w:r>
-      <w:hyperlink r:id="rId13">
-        <w:r>
-          <w:rPr>
-            <w:lang w:val="hi_IN" w:bidi="hi_IN"/>
-          </w:rPr>
-          <w:rPr>
-            <w:color w:val="0000EE"/>
-            <w:u w:val="single"/>
-          </w:rPr>
-          <w:t>1:1</w:t>
-        </w:r>
-      </w:hyperlink>
+      <w:r>
+        <w:rPr>
+          <w:lang w:val="hi_IN" w:bidi="hi_IN"/>
+        </w:rPr>
+        <w:t>1:1</w:t>
+      </w:r>
       <w:r>
         <w:rPr>
           <w:lang w:val="hi_IN" w:bidi="hi_IN"/>
@@ -327,18 +321,12 @@
         </w:rPr>
         <w:t xml:space="preserve">" या "मेरे दूत के द्वारा इस्राएल के लिए कहा हुआ यहोवा का भारी वचन" किया जा सकता है। उस वाक्य में अंतिम अभिव्यक्ति </w:t>
       </w:r>
-      <w:hyperlink r:id="rId14">
-        <w:r>
-          <w:rPr>
-            <w:lang w:val="hi_IN" w:bidi="hi_IN"/>
-          </w:rPr>
-          <w:rPr>
-            <w:color w:val="0000EE"/>
-            <w:u w:val="single"/>
-          </w:rPr>
-          <w:t>3:1</w:t>
-        </w:r>
-      </w:hyperlink>
+      <w:r>
+        <w:rPr>
+          <w:lang w:val="hi_IN" w:bidi="hi_IN"/>
+        </w:rPr>
+        <w:t>3:1</w:t>
+      </w:r>
       <w:r>
         <w:rPr>
           <w:lang w:val="hi_IN" w:bidi="hi_IN"/>
@@ -6473,18 +6461,12 @@
           <w:lang w:val="hi_IN" w:bidi="hi_IN"/>
         </w:rPr>
       </w:r>
-      <w:hyperlink r:id="rId15">
-        <w:r>
-          <w:rPr>
-            <w:lang w:val="hi_IN" w:bidi="hi_IN"/>
-          </w:rPr>
-          <w:rPr>
-            <w:color w:val="0000EE"/>
-            <w:u w:val="single"/>
-          </w:rPr>
-          <w:t>1:8</w:t>
-        </w:r>
-      </w:hyperlink>
+      <w:r>
+        <w:rPr>
+          <w:lang w:val="hi_IN" w:bidi="hi_IN"/>
+        </w:rPr>
+        <w:t>1:8</w:t>
+      </w:r>
       <w:r>
         <w:rPr>
           <w:lang w:val="hi_IN" w:bidi="hi_IN"/>
@@ -7480,18 +7462,12 @@
         </w:rPr>
         <w:t xml:space="preserve"> शब्द का उपयोग अपनी प्रतिष्ठा के संदर्भ में कर रहे हैं। </w:t>
       </w:r>
-      <w:hyperlink r:id="rId16">
-        <w:r>
-          <w:rPr>
-            <w:lang w:val="hi_IN" w:bidi="hi_IN"/>
-          </w:rPr>
-          <w:rPr>
-            <w:color w:val="0000EE"/>
-            <w:u w:val="single"/>
-          </w:rPr>
-          <w:t>1:6</w:t>
-        </w:r>
-      </w:hyperlink>
+      <w:r>
+        <w:rPr>
+          <w:lang w:val="hi_IN" w:bidi="hi_IN"/>
+        </w:rPr>
+        <w:t>1:6</w:t>
+      </w:r>
       <w:r>
         <w:rPr>
           <w:lang w:val="hi_IN" w:bidi="hi_IN"/>
@@ -8081,18 +8057,12 @@
           <w:lang w:val="hi_IN" w:bidi="hi_IN"/>
         </w:rPr>
       </w:r>
-      <w:hyperlink r:id="rId17">
-        <w:r>
-          <w:rPr>
-            <w:lang w:val="hi_IN" w:bidi="hi_IN"/>
-          </w:rPr>
-          <w:rPr>
-            <w:color w:val="0000EE"/>
-            <w:u w:val="single"/>
-          </w:rPr>
-          <w:t>1:7</w:t>
-        </w:r>
-      </w:hyperlink>
+      <w:r>
+        <w:rPr>
+          <w:lang w:val="hi_IN" w:bidi="hi_IN"/>
+        </w:rPr>
+        <w:t>1:7</w:t>
+      </w:r>
       <w:r>
         <w:rPr>
           <w:lang w:val="hi_IN" w:bidi="hi_IN"/>
@@ -8235,18 +8205,12 @@
         </w:rPr>
         <w:t xml:space="preserve"> शब्द उपयोग किया गया है। </w:t>
       </w:r>
-      <w:hyperlink r:id="rId17">
-        <w:r>
-          <w:rPr>
-            <w:lang w:val="hi_IN" w:bidi="hi_IN"/>
-          </w:rPr>
-          <w:rPr>
-            <w:color w:val="0000EE"/>
-            <w:u w:val="single"/>
-          </w:rPr>
-          <w:t xml:space="preserve">1:7 </w:t>
-        </w:r>
-      </w:hyperlink>
+      <w:r>
+        <w:rPr>
+          <w:lang w:val="hi_IN" w:bidi="hi_IN"/>
+        </w:rPr>
+        <w:t xml:space="preserve">1:7 </w:t>
+      </w:r>
       <w:r>
         <w:rPr>
           <w:lang w:val="hi_IN" w:bidi="hi_IN"/>
@@ -10745,18 +10709,12 @@
         </w:rPr>
         <w:t xml:space="preserve">यहाँ ऐसा प्रतीत होता है कि यहोवा </w:t>
       </w:r>
-      <w:hyperlink r:id="rId18">
-        <w:r>
-          <w:rPr>
-            <w:lang w:val="hi_IN" w:bidi="hi_IN"/>
-          </w:rPr>
-          <w:rPr>
-            <w:color w:val="0000EE"/>
-            <w:u w:val="single"/>
-          </w:rPr>
-          <w:t>गिनती 25:12–13</w:t>
-        </w:r>
-      </w:hyperlink>
+      <w:r>
+        <w:rPr>
+          <w:lang w:val="hi_IN" w:bidi="hi_IN"/>
+        </w:rPr>
+        <w:t>गिनती 25:12–13</w:t>
+      </w:r>
       <w:r>
         <w:rPr>
           <w:lang w:val="hi_IN" w:bidi="hi_IN"/>
@@ -10840,18 +10798,12 @@
         </w:rPr>
         <w:t xml:space="preserve"> यह भी दर्शा सकता है कि यह एक स्थायी वाचा थी जो समाप्त नहीं होगी। </w:t>
       </w:r>
-      <w:hyperlink r:id="rId19">
-        <w:r>
-          <w:rPr>
-            <w:lang w:val="hi_IN" w:bidi="hi_IN"/>
-          </w:rPr>
-          <w:rPr>
-            <w:color w:val="0000EE"/>
-            <w:u w:val="single"/>
-          </w:rPr>
-          <w:t>2:5</w:t>
-        </w:r>
-      </w:hyperlink>
+      <w:r>
+        <w:rPr>
+          <w:lang w:val="hi_IN" w:bidi="hi_IN"/>
+        </w:rPr>
+        <w:t>2:5</w:t>
+      </w:r>
       <w:r>
         <w:rPr>
           <w:lang w:val="hi_IN" w:bidi="hi_IN"/>
@@ -11111,18 +11063,12 @@
           <w:lang w:val="hi_IN" w:bidi="hi_IN"/>
         </w:rPr>
       </w:r>
-      <w:hyperlink r:id="rId20">
-        <w:r>
-          <w:rPr>
-            <w:lang w:val="hi_IN" w:bidi="hi_IN"/>
-          </w:rPr>
-          <w:rPr>
-            <w:color w:val="0000EE"/>
-            <w:u w:val="single"/>
-          </w:rPr>
-          <w:t>1:9</w:t>
-        </w:r>
-      </w:hyperlink>
+      <w:r>
+        <w:rPr>
+          <w:lang w:val="hi_IN" w:bidi="hi_IN"/>
+        </w:rPr>
+        <w:t>1:9</w:t>
+      </w:r>
       <w:r>
         <w:rPr>
           <w:lang w:val="hi_IN" w:bidi="hi_IN"/>
@@ -13005,18 +12951,12 @@
         </w:rPr>
         <w:t xml:space="preserve"> बनी रहे। वह </w:t>
       </w:r>
-      <w:hyperlink r:id="rId21">
-        <w:r>
-          <w:rPr>
-            <w:lang w:val="hi_IN" w:bidi="hi_IN"/>
-          </w:rPr>
-          <w:rPr>
-            <w:color w:val="0000EE"/>
-            <w:u w:val="single"/>
-          </w:rPr>
-          <w:t>3:3</w:t>
-        </w:r>
-      </w:hyperlink>
+      <w:r>
+        <w:rPr>
+          <w:lang w:val="hi_IN" w:bidi="hi_IN"/>
+        </w:rPr>
+        <w:t>3:3</w:t>
+      </w:r>
       <w:r>
         <w:rPr>
           <w:lang w:val="hi_IN" w:bidi="hi_IN"/>
@@ -15901,18 +15841,12 @@
           <w:lang w:val="hi_IN" w:bidi="hi_IN"/>
         </w:rPr>
       </w:r>
-      <w:hyperlink r:id="rId22">
-        <w:r>
-          <w:rPr>
-            <w:lang w:val="hi_IN" w:bidi="hi_IN"/>
-          </w:rPr>
-          <w:rPr>
-            <w:color w:val="0000EE"/>
-            <w:u w:val="single"/>
-          </w:rPr>
-          <w:t>2:6</w:t>
-        </w:r>
-      </w:hyperlink>
+      <w:r>
+        <w:rPr>
+          <w:lang w:val="hi_IN" w:bidi="hi_IN"/>
+        </w:rPr>
+        <w:t>2:6</w:t>
+      </w:r>
       <w:r>
         <w:rPr>
           <w:lang w:val="hi_IN" w:bidi="hi_IN"/>
@@ -16354,18 +16288,12 @@
         </w:rPr>
         <w:t xml:space="preserve"> और अनुपयोगी कर दिया हो, जैसे कीटों द्वारा खायी गयी फसलें, जिनका वर्णन </w:t>
       </w:r>
-      <w:hyperlink r:id="rId23">
-        <w:r>
-          <w:rPr>
-            <w:lang w:val="hi_IN" w:bidi="hi_IN"/>
-          </w:rPr>
-          <w:rPr>
-            <w:color w:val="0000EE"/>
-            <w:u w:val="single"/>
-          </w:rPr>
-          <w:t>3:11</w:t>
-        </w:r>
-      </w:hyperlink>
+      <w:r>
+        <w:rPr>
+          <w:lang w:val="hi_IN" w:bidi="hi_IN"/>
+        </w:rPr>
+        <w:t>3:11</w:t>
+      </w:r>
       <w:r>
         <w:rPr>
           <w:lang w:val="hi_IN" w:bidi="hi_IN"/>
@@ -16463,18 +16391,12 @@
           <w:lang w:val="hi_IN" w:bidi="hi_IN"/>
         </w:rPr>
       </w:r>
-      <w:hyperlink r:id="rId24">
-        <w:r>
-          <w:rPr>
-            <w:lang w:val="hi_IN" w:bidi="hi_IN"/>
-          </w:rPr>
-          <w:rPr>
-            <w:color w:val="0000EE"/>
-            <w:u w:val="single"/>
-          </w:rPr>
-          <w:t>2:4</w:t>
-        </w:r>
-      </w:hyperlink>
+      <w:r>
+        <w:rPr>
+          <w:lang w:val="hi_IN" w:bidi="hi_IN"/>
+        </w:rPr>
+        <w:t>2:4</w:t>
+      </w:r>
       <w:r>
         <w:rPr>
           <w:lang w:val="hi_IN" w:bidi="hi_IN"/>
@@ -16586,18 +16508,12 @@
           <w:lang w:val="hi_IN" w:bidi="hi_IN"/>
         </w:rPr>
       </w:r>
-      <w:hyperlink r:id="rId15">
-        <w:r>
-          <w:rPr>
-            <w:lang w:val="hi_IN" w:bidi="hi_IN"/>
-          </w:rPr>
-          <w:rPr>
-            <w:color w:val="0000EE"/>
-            <w:u w:val="single"/>
-          </w:rPr>
-          <w:t>1:8</w:t>
-        </w:r>
-      </w:hyperlink>
+      <w:r>
+        <w:rPr>
+          <w:lang w:val="hi_IN" w:bidi="hi_IN"/>
+        </w:rPr>
+        <w:t>1:8</w:t>
+      </w:r>
       <w:r>
         <w:rPr>
           <w:lang w:val="hi_IN" w:bidi="hi_IN"/>
@@ -21127,18 +21043,12 @@
         </w:rPr>
         <w:t xml:space="preserve">एक ऐसा मुहावरा है जिसका इस्तेमाल इस संस्कृति के लोग आमतौर पर यह बताने के लिए करते थे कि वे कुछ करने वाले हैं। </w:t>
       </w:r>
-      <w:hyperlink r:id="rId25">
-        <w:r>
-          <w:rPr>
-            <w:lang w:val="hi_IN" w:bidi="hi_IN"/>
-          </w:rPr>
-          <w:rPr>
-            <w:color w:val="0000EE"/>
-            <w:u w:val="single"/>
-          </w:rPr>
-          <w:t>2:3</w:t>
-        </w:r>
-      </w:hyperlink>
+      <w:r>
+        <w:rPr>
+          <w:lang w:val="hi_IN" w:bidi="hi_IN"/>
+        </w:rPr>
+        <w:t>2:3</w:t>
+      </w:r>
       <w:r>
         <w:rPr>
           <w:lang w:val="hi_IN" w:bidi="hi_IN"/>
@@ -21515,18 +21425,12 @@
         </w:rPr>
         <w:t xml:space="preserve">यहोवा इस शब्द का उपयोग लोगों का ध्यान आकर्षित करने के लिए करते हैं। </w:t>
       </w:r>
-      <w:hyperlink r:id="rId26">
-        <w:r>
-          <w:rPr>
-            <w:lang w:val="hi_IN" w:bidi="hi_IN"/>
-          </w:rPr>
-          <w:rPr>
-            <w:color w:val="0000EE"/>
-            <w:u w:val="single"/>
-          </w:rPr>
-          <w:t>1:13</w:t>
-        </w:r>
-      </w:hyperlink>
+      <w:r>
+        <w:rPr>
+          <w:lang w:val="hi_IN" w:bidi="hi_IN"/>
+        </w:rPr>
+        <w:t>1:13</w:t>
+      </w:r>
       <w:r>
         <w:rPr>
           <w:lang w:val="hi_IN" w:bidi="hi_IN"/>
@@ -24132,18 +24036,12 @@
         </w:rPr>
         <w:t xml:space="preserve">। </w:t>
       </w:r>
-      <w:hyperlink r:id="rId21">
-        <w:r>
-          <w:rPr>
-            <w:lang w:val="hi_IN" w:bidi="hi_IN"/>
-          </w:rPr>
-          <w:rPr>
-            <w:color w:val="0000EE"/>
-            <w:u w:val="single"/>
-          </w:rPr>
-          <w:t>3:3</w:t>
-        </w:r>
-      </w:hyperlink>
+      <w:r>
+        <w:rPr>
+          <w:lang w:val="hi_IN" w:bidi="hi_IN"/>
+        </w:rPr>
+        <w:t>3:3</w:t>
+      </w:r>
       <w:r>
         <w:rPr>
           <w:lang w:val="hi_IN" w:bidi="hi_IN"/>
@@ -24800,18 +24698,12 @@
         </w:rPr>
         <w:t xml:space="preserve">। </w:t>
       </w:r>
-      <w:hyperlink r:id="rId27">
-        <w:r>
-          <w:rPr>
-            <w:lang w:val="hi_IN" w:bidi="hi_IN"/>
-          </w:rPr>
-          <w:rPr>
-            <w:color w:val="0000EE"/>
-            <w:u w:val="single"/>
-          </w:rPr>
-          <w:t>2:15</w:t>
-        </w:r>
-      </w:hyperlink>
+      <w:r>
+        <w:rPr>
+          <w:lang w:val="hi_IN" w:bidi="hi_IN"/>
+        </w:rPr>
+        <w:t>2:15</w:t>
+      </w:r>
       <w:r>
         <w:rPr>
           <w:lang w:val="hi_IN" w:bidi="hi_IN"/>
@@ -29718,18 +29610,12 @@
         </w:rPr>
         <w:t>हालांकि मलाकी के श्रोताओं और बाद में यहूदीयों की पीढ़ियों को हो सकता है कि यह उम्मीद हो कि यह भविष्यवाणी स्वयं एलिय्याह की वापसी से पूरी होगी, यीशु ने समझाया कि यह यूहन्ना बपतिस्मा देने वाले के जीवन और साक्ष्य के माध्यम से पूरा हुआ (</w:t>
       </w:r>
-      <w:hyperlink r:id="rId28">
-        <w:r>
-          <w:rPr>
-            <w:lang w:val="hi_IN" w:bidi="hi_IN"/>
-          </w:rPr>
-          <w:rPr>
-            <w:color w:val="0000EE"/>
-            <w:u w:val="single"/>
-          </w:rPr>
-          <w:t>मत्ती 17:10–13</w:t>
-        </w:r>
-      </w:hyperlink>
+      <w:r>
+        <w:rPr>
+          <w:lang w:val="hi_IN" w:bidi="hi_IN"/>
+        </w:rPr>
+        <w:t>मत्ती 17:10–13</w:t>
+      </w:r>
       <w:r>
         <w:rPr>
           <w:lang w:val="hi_IN" w:bidi="hi_IN"/>
@@ -31868,18 +31754,12 @@
           <w:lang w:val="hi_IN" w:bidi="hi_IN"/>
         </w:rPr>
       </w:r>
-      <w:hyperlink r:id="rId29">
-        <w:r>
-          <w:rPr>
-            <w:lang w:val="hi_IN" w:bidi="hi_IN"/>
-          </w:rPr>
-          <w:rPr>
-            <w:color w:val="0000EE"/>
-            <w:u w:val="single"/>
-          </w:rPr>
-          <w:t>3:17</w:t>
-        </w:r>
-      </w:hyperlink>
+      <w:r>
+        <w:rPr>
+          <w:lang w:val="hi_IN" w:bidi="hi_IN"/>
+        </w:rPr>
+        <w:t>3:17</w:t>
+      </w:r>
       <w:r>
         <w:rPr>
           <w:lang w:val="hi_IN" w:bidi="hi_IN"/>
@@ -32232,18 +32112,12 @@
           <w:lang w:val="hi_IN" w:bidi="hi_IN"/>
         </w:rPr>
       </w:r>
-      <w:hyperlink r:id="rId30">
-        <w:r>
-          <w:rPr>
-            <w:lang w:val="hi_IN" w:bidi="hi_IN"/>
-          </w:rPr>
-          <w:rPr>
-            <w:color w:val="0000EE"/>
-            <w:u w:val="single"/>
-          </w:rPr>
-          <w:t>4:1</w:t>
-        </w:r>
-      </w:hyperlink>
+      <w:r>
+        <w:rPr>
+          <w:lang w:val="hi_IN" w:bidi="hi_IN"/>
+        </w:rPr>
+        <w:t>4:1</w:t>
+      </w:r>
       <w:r>
         <w:rPr>
           <w:lang w:val="hi_IN" w:bidi="hi_IN"/>
